--- a/Grado/IPE/Empresa/Estudio del mercado e inversiones iniciales_OscarOngil.docx
+++ b/Grado/IPE/Empresa/Estudio del mercado e inversiones iniciales_OscarOngil.docx
@@ -2919,6 +2919,42 @@
       <w:r>
         <w:t xml:space="preserve">patrocinadoras del sector como JetBrains, Oracle, HP. </w:t>
       </w:r>
+    </w:p>
+    <w:p/>
+    <w:p>
+      <w:pPr>
+        <w:pStyle w:val="Ttulo3"/>
+        <w:rPr>
+          <w:i/>
+          <w:lang w:val="es-ES"/>
+        </w:rPr>
+      </w:pPr>
+      <w:r>
+        <w:rPr>
+          <w:i/>
+          <w:lang w:val="es-ES"/>
+        </w:rPr>
+        <w:t>ESTUDIOS DE COSTES</w:t>
+      </w:r>
+    </w:p>
+    <w:p>
+      <w:pPr>
+        <w:rPr>
+          <w:lang w:val="es-ES"/>
+        </w:rPr>
+      </w:pPr>
+    </w:p>
+    <w:p>
+      <w:pPr>
+        <w:rPr>
+          <w:lang w:val="es-ES"/>
+        </w:rPr>
+      </w:pPr>
+    </w:p>
+    <w:p>
+      <w:pPr>
+        <w:pStyle w:val="Ttulo4"/>
+      </w:pPr>
     </w:p>
     <w:sectPr>
       <w:headerReference w:type="default" r:id="rId7"/>
@@ -4501,6 +4537,30 @@
       <w:szCs w:val="24"/>
     </w:rPr>
   </w:style>
+  <w:style w:type="paragraph" w:styleId="Ttulo4">
+    <w:name w:val="heading 4"/>
+    <w:basedOn w:val="Normal"/>
+    <w:next w:val="Normal"/>
+    <w:link w:val="Ttulo4Car"/>
+    <w:uiPriority w:val="9"/>
+    <w:unhideWhenUsed/>
+    <w:qFormat/>
+    <w:rsid w:val="00C04D03"/>
+    <w:pPr>
+      <w:keepNext/>
+      <w:keepLines/>
+      <w:spacing w:before="200" w:after="0"/>
+      <w:outlineLvl w:val="3"/>
+    </w:pPr>
+    <w:rPr>
+      <w:rFonts w:asciiTheme="majorHAnsi" w:eastAsiaTheme="majorEastAsia" w:hAnsiTheme="majorHAnsi" w:cstheme="majorBidi"/>
+      <w:b/>
+      <w:bCs/>
+      <w:i/>
+      <w:iCs/>
+      <w:color w:val="5B9BD5" w:themeColor="accent1"/>
+    </w:rPr>
+  </w:style>
   <w:style w:type="character" w:default="1" w:styleId="Fuentedeprrafopredeter">
     <w:name w:val="Default Paragraph Font"/>
     <w:uiPriority w:val="1"/>
@@ -4798,6 +4858,22 @@
     <w:rPr>
       <w:b/>
       <w:bCs/>
+    </w:rPr>
+  </w:style>
+  <w:style w:type="character" w:customStyle="1" w:styleId="Ttulo4Car">
+    <w:name w:val="Título 4 Car"/>
+    <w:basedOn w:val="Fuentedeprrafopredeter"/>
+    <w:link w:val="Ttulo4"/>
+    <w:uiPriority w:val="9"/>
+    <w:rsid w:val="00C04D03"/>
+    <w:rPr>
+      <w:rFonts w:asciiTheme="majorHAnsi" w:eastAsiaTheme="majorEastAsia" w:hAnsiTheme="majorHAnsi" w:cstheme="majorBidi"/>
+      <w:b/>
+      <w:bCs/>
+      <w:i/>
+      <w:iCs/>
+      <w:color w:val="5B9BD5" w:themeColor="accent1"/>
+      <w:lang w:val="es-ES_tradnl"/>
     </w:rPr>
   </w:style>
 </w:styles>
@@ -5058,7 +5134,7 @@
   <a:extraClrSchemeLst/>
   <a:extLst>
     <a:ext uri="{05A4C25C-085E-4340-85A3-A5531E510DB2}">
-      <thm15:themeFamily xmlns:thm15="http://schemas.microsoft.com/office/thememl/2012/main" xmlns="" name="Office Theme" id="{62F939B6-93AF-4DB8-9C6B-D6C7DFDC589F}" vid="{4A3C46E8-61CC-4603-A589-7422A47A8E4A}"/>
+      <thm15:themeFamily xmlns="" xmlns:thm15="http://schemas.microsoft.com/office/thememl/2012/main" name="Office Theme" id="{62F939B6-93AF-4DB8-9C6B-D6C7DFDC589F}" vid="{4A3C46E8-61CC-4603-A589-7422A47A8E4A}"/>
     </a:ext>
   </a:extLst>
 </a:theme>
